--- a/1931200017_VoThiTraMy_Lab1.docx
+++ b/1931200017_VoThiTraMy_Lab1.docx
@@ -40,6 +40,129 @@
         </w:rPr>
         <w:t>MOBILE PROGRAMMING LAB 1</w:t>
       </w:r>
+    </w:p>
+    <w:p>
+      <w:pPr>
+        <w:rPr>
+          <w:rFonts w:hint="default" w:ascii="Times New Roman" w:hAnsi="Times New Roman" w:eastAsia="sans-serif" w:cs="Times New Roman"/>
+          <w:b/>
+          <w:bCs/>
+          <w:i w:val="0"/>
+          <w:iCs w:val="0"/>
+          <w:caps w:val="0"/>
+          <w:color w:val="000000"/>
+          <w:spacing w:val="0"/>
+          <w:sz w:val="28"/>
+          <w:szCs w:val="28"/>
+        </w:rPr>
+      </w:pPr>
+    </w:p>
+    <w:p>
+      <w:pPr>
+        <w:rPr>
+          <w:rFonts w:hint="default" w:ascii="Times New Roman" w:hAnsi="Times New Roman" w:eastAsia="sans-serif"/>
+          <w:b/>
+          <w:bCs/>
+          <w:i w:val="0"/>
+          <w:iCs w:val="0"/>
+          <w:caps w:val="0"/>
+          <w:color w:val="000000"/>
+          <w:spacing w:val="0"/>
+          <w:sz w:val="28"/>
+          <w:szCs w:val="28"/>
+        </w:rPr>
+      </w:pPr>
+      <w:r>
+        <w:rPr>
+          <w:rFonts w:hint="default" w:ascii="Times New Roman" w:hAnsi="Times New Roman" w:eastAsia="sans-serif"/>
+          <w:b/>
+          <w:bCs/>
+          <w:i w:val="0"/>
+          <w:iCs w:val="0"/>
+          <w:caps w:val="0"/>
+          <w:color w:val="000000"/>
+          <w:spacing w:val="0"/>
+          <w:sz w:val="28"/>
+          <w:szCs w:val="28"/>
+        </w:rPr>
+        <w:fldChar w:fldCharType="begin"/>
+      </w:r>
+      <w:r>
+        <w:rPr>
+          <w:rFonts w:hint="default" w:ascii="Times New Roman" w:hAnsi="Times New Roman" w:eastAsia="sans-serif"/>
+          <w:b/>
+          <w:bCs/>
+          <w:i w:val="0"/>
+          <w:iCs w:val="0"/>
+          <w:caps w:val="0"/>
+          <w:color w:val="000000"/>
+          <w:spacing w:val="0"/>
+          <w:sz w:val="28"/>
+          <w:szCs w:val="28"/>
+        </w:rPr>
+        <w:instrText xml:space="preserve"> HYPERLINK "https://github.com/myarmeiit/CSW430_Lab1_VoThiTraMy.git" </w:instrText>
+      </w:r>
+      <w:r>
+        <w:rPr>
+          <w:rFonts w:hint="default" w:ascii="Times New Roman" w:hAnsi="Times New Roman" w:eastAsia="sans-serif"/>
+          <w:b/>
+          <w:bCs/>
+          <w:i w:val="0"/>
+          <w:iCs w:val="0"/>
+          <w:caps w:val="0"/>
+          <w:color w:val="000000"/>
+          <w:spacing w:val="0"/>
+          <w:sz w:val="28"/>
+          <w:szCs w:val="28"/>
+        </w:rPr>
+        <w:fldChar w:fldCharType="separate"/>
+      </w:r>
+      <w:r>
+        <w:rPr>
+          <w:rStyle w:val="5"/>
+          <w:rFonts w:hint="default" w:ascii="Times New Roman" w:hAnsi="Times New Roman" w:eastAsia="sans-serif"/>
+          <w:b/>
+          <w:bCs/>
+          <w:i w:val="0"/>
+          <w:iCs w:val="0"/>
+          <w:caps w:val="0"/>
+          <w:spacing w:val="0"/>
+          <w:sz w:val="28"/>
+          <w:szCs w:val="28"/>
+        </w:rPr>
+        <w:t>https://github.com/myarmeiit/CSW430_Lab1_VoThiTraMy.git</w:t>
+      </w:r>
+      <w:r>
+        <w:rPr>
+          <w:rFonts w:hint="default" w:ascii="Times New Roman" w:hAnsi="Times New Roman" w:eastAsia="sans-serif"/>
+          <w:b/>
+          <w:bCs/>
+          <w:i w:val="0"/>
+          <w:iCs w:val="0"/>
+          <w:caps w:val="0"/>
+          <w:color w:val="000000"/>
+          <w:spacing w:val="0"/>
+          <w:sz w:val="28"/>
+          <w:szCs w:val="28"/>
+        </w:rPr>
+        <w:fldChar w:fldCharType="end"/>
+      </w:r>
+    </w:p>
+    <w:p>
+      <w:pPr>
+        <w:rPr>
+          <w:rFonts w:hint="default" w:ascii="Times New Roman" w:hAnsi="Times New Roman" w:eastAsia="sans-serif"/>
+          <w:b/>
+          <w:bCs/>
+          <w:i w:val="0"/>
+          <w:iCs w:val="0"/>
+          <w:caps w:val="0"/>
+          <w:color w:val="000000"/>
+          <w:spacing w:val="0"/>
+          <w:sz w:val="28"/>
+          <w:szCs w:val="28"/>
+        </w:rPr>
+      </w:pPr>
     </w:p>
     <w:p>
       <w:pPr>
@@ -189,72 +312,16 @@
     </w:p>
     <w:p>
       <w:pPr>
-        <w:jc w:val="both"/>
-        <w:rPr>
-          <w:rFonts w:hint="default" w:ascii="Times New Roman" w:hAnsi="Times New Roman" w:cs="Times New Roman"/>
-          <w:b w:val="0"/>
-          <w:bCs w:val="0"/>
-          <w:sz w:val="28"/>
-          <w:szCs w:val="28"/>
-        </w:rPr>
-      </w:pPr>
-    </w:p>
-    <w:p>
-      <w:pPr>
-        <w:jc w:val="center"/>
-        <w:rPr>
-          <w:rFonts w:hint="default" w:ascii="Times New Roman" w:hAnsi="Times New Roman" w:cs="Times New Roman"/>
-          <w:b w:val="0"/>
-          <w:bCs w:val="0"/>
-          <w:sz w:val="28"/>
-          <w:szCs w:val="28"/>
-        </w:rPr>
-      </w:pPr>
-    </w:p>
-    <w:p>
-      <w:pPr>
-        <w:jc w:val="center"/>
-        <w:rPr>
-          <w:rFonts w:hint="default" w:ascii="Times New Roman" w:hAnsi="Times New Roman" w:cs="Times New Roman"/>
-          <w:b w:val="0"/>
-          <w:bCs w:val="0"/>
-          <w:sz w:val="28"/>
-          <w:szCs w:val="28"/>
-        </w:rPr>
-      </w:pPr>
-    </w:p>
-    <w:p>
-      <w:pPr>
-        <w:jc w:val="center"/>
-        <w:rPr>
-          <w:rFonts w:hint="default" w:ascii="Times New Roman" w:hAnsi="Times New Roman" w:cs="Times New Roman"/>
-          <w:b w:val="0"/>
-          <w:bCs w:val="0"/>
-          <w:sz w:val="28"/>
-          <w:szCs w:val="28"/>
-        </w:rPr>
-      </w:pPr>
-    </w:p>
-    <w:p>
-      <w:pPr>
-        <w:rPr>
-          <w:rFonts w:hint="default" w:ascii="Times New Roman" w:hAnsi="Times New Roman" w:cs="Times New Roman"/>
-          <w:b w:val="0"/>
-          <w:bCs w:val="0"/>
-          <w:sz w:val="28"/>
-          <w:szCs w:val="28"/>
-        </w:rPr>
-      </w:pPr>
-      <w:r>
-        <w:rPr>
-          <w:rFonts w:hint="default" w:ascii="Times New Roman" w:hAnsi="Times New Roman" w:cs="Times New Roman"/>
-          <w:b w:val="0"/>
-          <w:bCs w:val="0"/>
-          <w:sz w:val="28"/>
-          <w:szCs w:val="28"/>
-        </w:rPr>
-        <w:br w:type="page"/>
-      </w:r>
+        <w:rPr>
+          <w:rFonts w:hint="default" w:ascii="Times New Roman" w:hAnsi="Times New Roman" w:cs="Times New Roman"/>
+          <w:b w:val="0"/>
+          <w:bCs w:val="0"/>
+          <w:sz w:val="28"/>
+          <w:szCs w:val="28"/>
+        </w:rPr>
+      </w:pPr>
+      <w:bookmarkStart w:id="0" w:name="_GoBack"/>
+      <w:bookmarkEnd w:id="0"/>
     </w:p>
     <w:p>
       <w:pPr>
@@ -444,19 +511,6 @@
           <w:lang w:val="en-US"/>
         </w:rPr>
       </w:pPr>
-    </w:p>
-    <w:p>
-      <w:pPr>
-        <w:jc w:val="both"/>
-        <w:rPr>
-          <w:rFonts w:hint="default" w:ascii="Times New Roman" w:hAnsi="Times New Roman" w:eastAsia="SimSun" w:cs="Times New Roman"/>
-          <w:b w:val="0"/>
-          <w:bCs w:val="0"/>
-          <w:sz w:val="28"/>
-          <w:szCs w:val="28"/>
-          <w:lang w:val="en-US"/>
-        </w:rPr>
-      </w:pPr>
       <w:r>
         <w:rPr>
           <w:rFonts w:hint="default" w:ascii="Times New Roman" w:hAnsi="Times New Roman" w:cs="Times New Roman"/>
@@ -792,7 +846,7 @@
     </w:p>
     <w:p>
       <w:pPr>
-        <w:jc w:val="both"/>
+        <w:jc w:val="center"/>
         <w:rPr>
           <w:rFonts w:hint="default" w:ascii="Times New Roman" w:hAnsi="Times New Roman" w:cs="Times New Roman"/>
           <w:b w:val="0"/>
@@ -855,28 +909,551 @@
     <w:p>
       <w:pPr>
         <w:jc w:val="both"/>
-        <w:rPr>
-          <w:rFonts w:hint="default" w:ascii="Times New Roman" w:hAnsi="Times New Roman" w:cs="Times New Roman"/>
-          <w:b w:val="0"/>
-          <w:bCs w:val="0"/>
-          <w:sz w:val="28"/>
-          <w:szCs w:val="28"/>
-        </w:rPr>
-      </w:pPr>
-    </w:p>
-    <w:p>
-      <w:pPr>
-        <w:jc w:val="both"/>
-        <w:rPr>
-          <w:rFonts w:hint="default" w:ascii="Times New Roman" w:hAnsi="Times New Roman" w:cs="Times New Roman"/>
-          <w:b w:val="0"/>
-          <w:bCs w:val="0"/>
-          <w:sz w:val="28"/>
-          <w:szCs w:val="28"/>
-        </w:rPr>
-      </w:pPr>
-      <w:bookmarkStart w:id="0" w:name="_GoBack"/>
-      <w:bookmarkEnd w:id="0"/>
+      </w:pPr>
+    </w:p>
+    <w:p>
+      <w:pPr>
+        <w:jc w:val="both"/>
+      </w:pPr>
+    </w:p>
+    <w:p>
+      <w:pPr>
+        <w:jc w:val="both"/>
+      </w:pPr>
+    </w:p>
+    <w:p>
+      <w:pPr>
+        <w:keepNext w:val="0"/>
+        <w:keepLines w:val="0"/>
+        <w:widowControl/>
+        <w:suppressLineNumbers w:val="0"/>
+        <w:jc w:val="left"/>
+      </w:pPr>
+      <w:r>
+        <w:rPr>
+          <w:rFonts w:hint="default" w:ascii="Times New Roman" w:hAnsi="Times New Roman" w:eastAsia="SimSun" w:cs="Times New Roman"/>
+          <w:color w:val="000000"/>
+          <w:kern w:val="0"/>
+          <w:sz w:val="25"/>
+          <w:szCs w:val="25"/>
+          <w:lang w:val="en-US" w:eastAsia="zh-CN" w:bidi="ar"/>
+        </w:rPr>
+        <w:t xml:space="preserve">1. Build an employee information entry screen with: full name, age, occupation </w:t>
+      </w:r>
+    </w:p>
+    <w:p>
+      <w:pPr>
+        <w:keepNext w:val="0"/>
+        <w:keepLines w:val="0"/>
+        <w:widowControl/>
+        <w:suppressLineNumbers w:val="0"/>
+        <w:jc w:val="left"/>
+      </w:pPr>
+      <w:r>
+        <w:rPr>
+          <w:rFonts w:hint="default" w:ascii="Times New Roman" w:hAnsi="Times New Roman" w:eastAsia="SimSun" w:cs="Times New Roman"/>
+          <w:color w:val="000000"/>
+          <w:kern w:val="0"/>
+          <w:sz w:val="25"/>
+          <w:szCs w:val="25"/>
+          <w:lang w:val="en-US" w:eastAsia="zh-CN" w:bidi="ar"/>
+        </w:rPr>
+        <w:t>specialized in training and an update button (display success message) (Component, Props).</w:t>
+      </w:r>
+    </w:p>
+    <w:p>
+      <w:pPr>
+        <w:jc w:val="center"/>
+      </w:pPr>
+      <w:r>
+        <w:drawing>
+          <wp:inline distT="0" distB="0" distL="114300" distR="114300">
+            <wp:extent cx="4469765" cy="7745730"/>
+            <wp:effectExtent l="0" t="0" r="6985" b="7620"/>
+            <wp:docPr id="7" name="Picture 2"/>
+            <wp:cNvGraphicFramePr>
+              <a:graphicFrameLocks xmlns:a="http://schemas.openxmlformats.org/drawingml/2006/main" noChangeAspect="1"/>
+            </wp:cNvGraphicFramePr>
+            <a:graphic xmlns:a="http://schemas.openxmlformats.org/drawingml/2006/main">
+              <a:graphicData uri="http://schemas.openxmlformats.org/drawingml/2006/picture">
+                <pic:pic xmlns:pic="http://schemas.openxmlformats.org/drawingml/2006/picture">
+                  <pic:nvPicPr>
+                    <pic:cNvPr id="7" name="Picture 2"/>
+                    <pic:cNvPicPr>
+                      <a:picLocks noChangeAspect="1"/>
+                    </pic:cNvPicPr>
+                  </pic:nvPicPr>
+                  <pic:blipFill>
+                    <a:blip r:embed="rId9"/>
+                    <a:stretch>
+                      <a:fillRect/>
+                    </a:stretch>
+                  </pic:blipFill>
+                  <pic:spPr>
+                    <a:xfrm>
+                      <a:off x="0" y="0"/>
+                      <a:ext cx="4469765" cy="7745730"/>
+                    </a:xfrm>
+                    <a:prstGeom prst="rect">
+                      <a:avLst/>
+                    </a:prstGeom>
+                    <a:noFill/>
+                    <a:ln>
+                      <a:noFill/>
+                    </a:ln>
+                  </pic:spPr>
+                </pic:pic>
+              </a:graphicData>
+            </a:graphic>
+          </wp:inline>
+        </w:drawing>
+      </w:r>
+    </w:p>
+    <w:p>
+      <w:pPr>
+        <w:jc w:val="both"/>
+      </w:pPr>
+    </w:p>
+    <w:p>
+      <w:pPr>
+        <w:keepNext w:val="0"/>
+        <w:keepLines w:val="0"/>
+        <w:widowControl/>
+        <w:suppressLineNumbers w:val="0"/>
+        <w:jc w:val="left"/>
+        <w:rPr>
+          <w:rFonts w:hint="default" w:ascii="Times New Roman" w:hAnsi="Times New Roman" w:eastAsia="SimSun" w:cs="Times New Roman"/>
+          <w:color w:val="000000"/>
+          <w:kern w:val="0"/>
+          <w:sz w:val="25"/>
+          <w:szCs w:val="25"/>
+          <w:lang w:val="en-US" w:eastAsia="zh-CN" w:bidi="ar"/>
+        </w:rPr>
+      </w:pPr>
+    </w:p>
+    <w:p>
+      <w:pPr>
+        <w:keepNext w:val="0"/>
+        <w:keepLines w:val="0"/>
+        <w:widowControl/>
+        <w:suppressLineNumbers w:val="0"/>
+        <w:jc w:val="left"/>
+        <w:rPr>
+          <w:rFonts w:hint="default" w:ascii="Times New Roman" w:hAnsi="Times New Roman" w:eastAsia="SimSun" w:cs="Times New Roman"/>
+          <w:color w:val="000000"/>
+          <w:kern w:val="0"/>
+          <w:sz w:val="25"/>
+          <w:szCs w:val="25"/>
+          <w:lang w:val="en-US" w:eastAsia="zh-CN" w:bidi="ar"/>
+        </w:rPr>
+      </w:pPr>
+    </w:p>
+    <w:p>
+      <w:pPr>
+        <w:keepNext w:val="0"/>
+        <w:keepLines w:val="0"/>
+        <w:widowControl/>
+        <w:suppressLineNumbers w:val="0"/>
+        <w:jc w:val="left"/>
+      </w:pPr>
+      <w:r>
+        <w:rPr>
+          <w:rFonts w:hint="default" w:ascii="Times New Roman" w:hAnsi="Times New Roman" w:eastAsia="SimSun" w:cs="Times New Roman"/>
+          <w:color w:val="000000"/>
+          <w:kern w:val="0"/>
+          <w:sz w:val="25"/>
+          <w:szCs w:val="25"/>
+          <w:lang w:val="en-US" w:eastAsia="zh-CN" w:bidi="ar"/>
+        </w:rPr>
+        <w:t xml:space="preserve">2. </w:t>
+      </w:r>
+      <w:r>
+        <w:rPr>
+          <w:rFonts w:hint="default" w:ascii="Times New Roman" w:hAnsi="Times New Roman" w:eastAsia="SimSun" w:cs="Times New Roman"/>
+          <w:color w:val="000000"/>
+          <w:kern w:val="0"/>
+          <w:sz w:val="22"/>
+          <w:szCs w:val="22"/>
+          <w:lang w:val="en-US" w:eastAsia="zh-CN" w:bidi="ar"/>
+        </w:rPr>
+        <w:t xml:space="preserve">Write </w:t>
+      </w:r>
+      <w:r>
+        <w:rPr>
+          <w:rFonts w:hint="default" w:ascii="Times New Roman" w:hAnsi="Times New Roman" w:eastAsia="SimSun" w:cs="Times New Roman"/>
+          <w:color w:val="000000"/>
+          <w:kern w:val="0"/>
+          <w:sz w:val="25"/>
+          <w:szCs w:val="25"/>
+          <w:lang w:val="en-US" w:eastAsia="zh-CN" w:bidi="ar"/>
+        </w:rPr>
+        <w:t xml:space="preserve">a program to sum the first digit and the last digit of a number. (Component, </w:t>
+      </w:r>
+    </w:p>
+    <w:p>
+      <w:pPr>
+        <w:keepNext w:val="0"/>
+        <w:keepLines w:val="0"/>
+        <w:widowControl/>
+        <w:suppressLineNumbers w:val="0"/>
+        <w:jc w:val="left"/>
+        <w:rPr>
+          <w:rFonts w:hint="default" w:ascii="Times New Roman" w:hAnsi="Times New Roman" w:eastAsia="SimSun" w:cs="Times New Roman"/>
+          <w:color w:val="000000"/>
+          <w:kern w:val="0"/>
+          <w:sz w:val="25"/>
+          <w:szCs w:val="25"/>
+          <w:lang w:val="en-US" w:eastAsia="zh-CN" w:bidi="ar"/>
+        </w:rPr>
+      </w:pPr>
+      <w:r>
+        <w:rPr>
+          <w:rFonts w:hint="default" w:ascii="Times New Roman" w:hAnsi="Times New Roman" w:eastAsia="SimSun" w:cs="Times New Roman"/>
+          <w:color w:val="000000"/>
+          <w:kern w:val="0"/>
+          <w:sz w:val="25"/>
+          <w:szCs w:val="25"/>
+          <w:lang w:val="en-US" w:eastAsia="zh-CN" w:bidi="ar"/>
+        </w:rPr>
+        <w:t>State)</w:t>
+      </w:r>
+    </w:p>
+    <w:p>
+      <w:pPr>
+        <w:keepNext w:val="0"/>
+        <w:keepLines w:val="0"/>
+        <w:widowControl/>
+        <w:suppressLineNumbers w:val="0"/>
+        <w:jc w:val="left"/>
+        <w:rPr>
+          <w:rFonts w:hint="default" w:ascii="Times New Roman" w:hAnsi="Times New Roman" w:eastAsia="SimSun" w:cs="Times New Roman"/>
+          <w:color w:val="000000"/>
+          <w:kern w:val="0"/>
+          <w:sz w:val="25"/>
+          <w:szCs w:val="25"/>
+          <w:lang w:val="en-US" w:eastAsia="zh-CN" w:bidi="ar"/>
+        </w:rPr>
+      </w:pPr>
+    </w:p>
+    <w:p>
+      <w:pPr>
+        <w:keepNext w:val="0"/>
+        <w:keepLines w:val="0"/>
+        <w:widowControl/>
+        <w:suppressLineNumbers w:val="0"/>
+        <w:jc w:val="center"/>
+        <w:rPr>
+          <w:rFonts w:hint="default" w:ascii="Times New Roman" w:hAnsi="Times New Roman" w:eastAsia="SimSun" w:cs="Times New Roman"/>
+          <w:color w:val="000000"/>
+          <w:kern w:val="0"/>
+          <w:sz w:val="25"/>
+          <w:szCs w:val="25"/>
+          <w:lang w:val="en-US" w:eastAsia="zh-CN" w:bidi="ar"/>
+        </w:rPr>
+      </w:pPr>
+      <w:r>
+        <w:drawing>
+          <wp:inline distT="0" distB="0" distL="114300" distR="114300">
+            <wp:extent cx="4312285" cy="7842885"/>
+            <wp:effectExtent l="0" t="0" r="12065" b="5715"/>
+            <wp:docPr id="8" name="Picture 3"/>
+            <wp:cNvGraphicFramePr>
+              <a:graphicFrameLocks xmlns:a="http://schemas.openxmlformats.org/drawingml/2006/main" noChangeAspect="1"/>
+            </wp:cNvGraphicFramePr>
+            <a:graphic xmlns:a="http://schemas.openxmlformats.org/drawingml/2006/main">
+              <a:graphicData uri="http://schemas.openxmlformats.org/drawingml/2006/picture">
+                <pic:pic xmlns:pic="http://schemas.openxmlformats.org/drawingml/2006/picture">
+                  <pic:nvPicPr>
+                    <pic:cNvPr id="8" name="Picture 3"/>
+                    <pic:cNvPicPr>
+                      <a:picLocks noChangeAspect="1"/>
+                    </pic:cNvPicPr>
+                  </pic:nvPicPr>
+                  <pic:blipFill>
+                    <a:blip r:embed="rId10"/>
+                    <a:stretch>
+                      <a:fillRect/>
+                    </a:stretch>
+                  </pic:blipFill>
+                  <pic:spPr>
+                    <a:xfrm>
+                      <a:off x="0" y="0"/>
+                      <a:ext cx="4312285" cy="7842885"/>
+                    </a:xfrm>
+                    <a:prstGeom prst="rect">
+                      <a:avLst/>
+                    </a:prstGeom>
+                    <a:noFill/>
+                    <a:ln>
+                      <a:noFill/>
+                    </a:ln>
+                  </pic:spPr>
+                </pic:pic>
+              </a:graphicData>
+            </a:graphic>
+          </wp:inline>
+        </w:drawing>
+      </w:r>
+    </w:p>
+    <w:p>
+      <w:pPr>
+        <w:jc w:val="both"/>
+        <w:rPr>
+          <w:rFonts w:hint="default"/>
+        </w:rPr>
+      </w:pPr>
+    </w:p>
+    <w:p>
+      <w:pPr>
+        <w:jc w:val="both"/>
+        <w:rPr>
+          <w:rFonts w:hint="default" w:ascii="Times New Roman" w:hAnsi="Times New Roman" w:cs="Times New Roman"/>
+          <w:b w:val="0"/>
+          <w:bCs w:val="0"/>
+          <w:sz w:val="28"/>
+          <w:szCs w:val="28"/>
+        </w:rPr>
+      </w:pPr>
+    </w:p>
+    <w:p>
+      <w:pPr>
+        <w:keepNext w:val="0"/>
+        <w:keepLines w:val="0"/>
+        <w:widowControl/>
+        <w:suppressLineNumbers w:val="0"/>
+        <w:jc w:val="left"/>
+      </w:pPr>
+      <w:r>
+        <w:rPr>
+          <w:rFonts w:hint="default" w:ascii="Times New Roman" w:hAnsi="Times New Roman" w:eastAsia="SimSun" w:cs="Times New Roman"/>
+          <w:color w:val="000000"/>
+          <w:kern w:val="0"/>
+          <w:sz w:val="22"/>
+          <w:szCs w:val="22"/>
+          <w:lang w:val="en-US" w:eastAsia="zh-CN" w:bidi="ar"/>
+        </w:rPr>
+        <w:t xml:space="preserve">3. </w:t>
+      </w:r>
+      <w:r>
+        <w:rPr>
+          <w:rFonts w:hint="default" w:ascii="Times New Roman" w:hAnsi="Times New Roman" w:eastAsia="SimSun" w:cs="Times New Roman"/>
+          <w:color w:val="000000"/>
+          <w:kern w:val="0"/>
+          <w:sz w:val="25"/>
+          <w:szCs w:val="25"/>
+          <w:lang w:val="en-US" w:eastAsia="zh-CN" w:bidi="ar"/>
+        </w:rPr>
+        <w:t xml:space="preserve">Write a program to find the minimum between three numbers. (Component &amp; </w:t>
+      </w:r>
+    </w:p>
+    <w:p>
+      <w:pPr>
+        <w:keepNext w:val="0"/>
+        <w:keepLines w:val="0"/>
+        <w:widowControl/>
+        <w:suppressLineNumbers w:val="0"/>
+        <w:jc w:val="left"/>
+      </w:pPr>
+      <w:r>
+        <w:rPr>
+          <w:rFonts w:hint="default" w:ascii="Times New Roman" w:hAnsi="Times New Roman" w:eastAsia="SimSun" w:cs="Times New Roman"/>
+          <w:color w:val="000000"/>
+          <w:kern w:val="0"/>
+          <w:sz w:val="25"/>
+          <w:szCs w:val="25"/>
+          <w:lang w:val="en-US" w:eastAsia="zh-CN" w:bidi="ar"/>
+        </w:rPr>
+        <w:t>state)</w:t>
+      </w:r>
+    </w:p>
+    <w:p>
+      <w:pPr>
+        <w:jc w:val="center"/>
+      </w:pPr>
+      <w:r>
+        <w:drawing>
+          <wp:inline distT="0" distB="0" distL="114300" distR="114300">
+            <wp:extent cx="4677410" cy="8246745"/>
+            <wp:effectExtent l="0" t="0" r="8890" b="1905"/>
+            <wp:docPr id="9" name="Picture 4"/>
+            <wp:cNvGraphicFramePr>
+              <a:graphicFrameLocks xmlns:a="http://schemas.openxmlformats.org/drawingml/2006/main" noChangeAspect="1"/>
+            </wp:cNvGraphicFramePr>
+            <a:graphic xmlns:a="http://schemas.openxmlformats.org/drawingml/2006/main">
+              <a:graphicData uri="http://schemas.openxmlformats.org/drawingml/2006/picture">
+                <pic:pic xmlns:pic="http://schemas.openxmlformats.org/drawingml/2006/picture">
+                  <pic:nvPicPr>
+                    <pic:cNvPr id="9" name="Picture 4"/>
+                    <pic:cNvPicPr>
+                      <a:picLocks noChangeAspect="1"/>
+                    </pic:cNvPicPr>
+                  </pic:nvPicPr>
+                  <pic:blipFill>
+                    <a:blip r:embed="rId11"/>
+                    <a:stretch>
+                      <a:fillRect/>
+                    </a:stretch>
+                  </pic:blipFill>
+                  <pic:spPr>
+                    <a:xfrm>
+                      <a:off x="0" y="0"/>
+                      <a:ext cx="4677410" cy="8246745"/>
+                    </a:xfrm>
+                    <a:prstGeom prst="rect">
+                      <a:avLst/>
+                    </a:prstGeom>
+                    <a:noFill/>
+                    <a:ln>
+                      <a:noFill/>
+                    </a:ln>
+                  </pic:spPr>
+                </pic:pic>
+              </a:graphicData>
+            </a:graphic>
+          </wp:inline>
+        </w:drawing>
+      </w:r>
+    </w:p>
+    <w:p>
+      <w:pPr>
+        <w:jc w:val="both"/>
+        <w:rPr>
+          <w:rFonts w:hint="default"/>
+          <w:lang w:val="en-US"/>
+        </w:rPr>
+      </w:pPr>
+    </w:p>
+    <w:p>
+      <w:pPr>
+        <w:keepNext w:val="0"/>
+        <w:keepLines w:val="0"/>
+        <w:widowControl/>
+        <w:suppressLineNumbers w:val="0"/>
+        <w:jc w:val="left"/>
+      </w:pPr>
+      <w:r>
+        <w:rPr>
+          <w:rFonts w:hint="default" w:ascii="Times New Roman" w:hAnsi="Times New Roman" w:eastAsia="SimSun" w:cs="Times New Roman"/>
+          <w:color w:val="000000"/>
+          <w:kern w:val="0"/>
+          <w:sz w:val="25"/>
+          <w:szCs w:val="25"/>
+          <w:lang w:val="en-US" w:eastAsia="zh-CN" w:bidi="ar"/>
+        </w:rPr>
+        <w:t xml:space="preserve">4. Write a program that displays the Hailstone sequence: With some positive number (n &gt; 0): (Component &amp; State) </w:t>
+      </w:r>
+    </w:p>
+    <w:p>
+      <w:pPr>
+        <w:keepNext w:val="0"/>
+        <w:keepLines w:val="0"/>
+        <w:widowControl/>
+        <w:suppressLineNumbers w:val="0"/>
+        <w:jc w:val="left"/>
+      </w:pPr>
+      <w:r>
+        <w:rPr>
+          <w:rFonts w:hint="default" w:ascii="Times New Roman" w:hAnsi="Times New Roman" w:eastAsia="SimSun" w:cs="Times New Roman"/>
+          <w:color w:val="000000"/>
+          <w:kern w:val="0"/>
+          <w:sz w:val="25"/>
+          <w:szCs w:val="25"/>
+          <w:lang w:val="en-US" w:eastAsia="zh-CN" w:bidi="ar"/>
+        </w:rPr>
+        <w:t xml:space="preserve">a. If n is an even number, divide by 2. </w:t>
+      </w:r>
+    </w:p>
+    <w:p>
+      <w:pPr>
+        <w:keepNext w:val="0"/>
+        <w:keepLines w:val="0"/>
+        <w:widowControl/>
+        <w:suppressLineNumbers w:val="0"/>
+        <w:jc w:val="left"/>
+      </w:pPr>
+      <w:r>
+        <w:rPr>
+          <w:rFonts w:hint="default" w:ascii="Times New Roman" w:hAnsi="Times New Roman" w:eastAsia="SimSun" w:cs="Times New Roman"/>
+          <w:color w:val="000000"/>
+          <w:kern w:val="0"/>
+          <w:sz w:val="25"/>
+          <w:szCs w:val="25"/>
+          <w:lang w:val="en-US" w:eastAsia="zh-CN" w:bidi="ar"/>
+        </w:rPr>
+        <w:t xml:space="preserve">b. If n is an odd number, multiply it by 3 and add 1. </w:t>
+      </w:r>
+    </w:p>
+    <w:p>
+      <w:pPr>
+        <w:keepNext w:val="0"/>
+        <w:keepLines w:val="0"/>
+        <w:widowControl/>
+        <w:suppressLineNumbers w:val="0"/>
+        <w:jc w:val="left"/>
+      </w:pPr>
+      <w:r>
+        <w:rPr>
+          <w:rFonts w:hint="default" w:ascii="Times New Roman" w:hAnsi="Times New Roman" w:eastAsia="SimSun" w:cs="Times New Roman"/>
+          <w:color w:val="000000"/>
+          <w:kern w:val="0"/>
+          <w:sz w:val="25"/>
+          <w:szCs w:val="25"/>
+          <w:lang w:val="en-US" w:eastAsia="zh-CN" w:bidi="ar"/>
+        </w:rPr>
+        <w:t>c. Repeat two steps above until n equals 1.</w:t>
+      </w:r>
+    </w:p>
+    <w:p>
+      <w:pPr>
+        <w:jc w:val="center"/>
+        <w:rPr>
+          <w:rFonts w:hint="default"/>
+          <w:lang w:val="en-US"/>
+        </w:rPr>
+      </w:pPr>
+      <w:r>
+        <w:drawing>
+          <wp:inline distT="0" distB="0" distL="114300" distR="114300">
+            <wp:extent cx="4413250" cy="7676515"/>
+            <wp:effectExtent l="0" t="0" r="6350" b="635"/>
+            <wp:docPr id="10" name="Picture 5"/>
+            <wp:cNvGraphicFramePr>
+              <a:graphicFrameLocks xmlns:a="http://schemas.openxmlformats.org/drawingml/2006/main" noChangeAspect="1"/>
+            </wp:cNvGraphicFramePr>
+            <a:graphic xmlns:a="http://schemas.openxmlformats.org/drawingml/2006/main">
+              <a:graphicData uri="http://schemas.openxmlformats.org/drawingml/2006/picture">
+                <pic:pic xmlns:pic="http://schemas.openxmlformats.org/drawingml/2006/picture">
+                  <pic:nvPicPr>
+                    <pic:cNvPr id="10" name="Picture 5"/>
+                    <pic:cNvPicPr>
+                      <a:picLocks noChangeAspect="1"/>
+                    </pic:cNvPicPr>
+                  </pic:nvPicPr>
+                  <pic:blipFill>
+                    <a:blip r:embed="rId12"/>
+                    <a:stretch>
+                      <a:fillRect/>
+                    </a:stretch>
+                  </pic:blipFill>
+                  <pic:spPr>
+                    <a:xfrm>
+                      <a:off x="0" y="0"/>
+                      <a:ext cx="4413250" cy="7676515"/>
+                    </a:xfrm>
+                    <a:prstGeom prst="rect">
+                      <a:avLst/>
+                    </a:prstGeom>
+                    <a:noFill/>
+                    <a:ln>
+                      <a:noFill/>
+                    </a:ln>
+                  </pic:spPr>
+                </pic:pic>
+              </a:graphicData>
+            </a:graphic>
+          </wp:inline>
+        </w:drawing>
+      </w:r>
     </w:p>
     <w:sectPr>
       <w:pgSz w:w="11906" w:h="16838"/>
@@ -1198,6 +1775,15 @@
       </w:tblCellMar>
     </w:tblPr>
   </w:style>
+  <w:style w:type="character" w:styleId="5">
+    <w:name w:val="Hyperlink"/>
+    <w:basedOn w:val="3"/>
+    <w:uiPriority w:val="0"/>
+    <w:rPr>
+      <w:color w:val="0000FF"/>
+      <w:u w:val="single"/>
+    </w:rPr>
+  </w:style>
 </w:styles>
 </file>
 
